--- a/pr-preview/pr-134/distributions-tracked-changes.docx
+++ b/pr-preview/pr-134/distributions-tracked-changes.docx
@@ -16,7 +16,7 @@
       </w:pPr>
       <w:del w:id="1" w:author="PR Preview" w:date="2026-01-01T00:00:00Z">
         <w:r>
-          <w:delText xml:space="preserve">Last modified: 2026-10-14 01:48:52 (PDT)</w:delText>
+          <w:delText xml:space="preserve">Last modified: 2026-10-14 11:38:02 (PDT)</w:delText>
         </w:r>
       </w:del>
     </w:p>
@@ -26,7 +26,7 @@
       </w:pPr>
       <w:ins w:id="2" w:author="PR Preview" w:date="2026-01-01T00:00:00Z">
         <w:r>
-          <w:t xml:space="preserve">Last modified: 2026-10-14 11:03:41 (PDT)</w:t>
+          <w:t xml:space="preserve">Last modified: 2026-10-14 14:03:58 (PDT)</w:t>
         </w:r>
       </w:ins>
     </w:p>

--- a/pr-preview/pr-134/distributions-tracked-changes.docx
+++ b/pr-preview/pr-134/distributions-tracked-changes.docx
@@ -26,7 +26,7 @@
       </w:pPr>
       <w:ins w:id="2" w:author="PR Preview" w:date="2026-01-01T00:00:00Z">
         <w:r>
-          <w:t xml:space="preserve">Last modified: 2026-10-14 14:03:58 (PDT)</w:t>
+          <w:t xml:space="preserve">Last modified: 2026-10-14 14:49:11 (PDT)</w:t>
         </w:r>
       </w:ins>
     </w:p>

--- a/pr-preview/pr-134/distributions-tracked-changes.docx
+++ b/pr-preview/pr-134/distributions-tracked-changes.docx
@@ -26,7 +26,7 @@
       </w:pPr>
       <w:ins w:id="2" w:author="PR Preview" w:date="2026-01-01T00:00:00Z">
         <w:r>
-          <w:t xml:space="preserve">Last modified: 2026-10-14 14:49:11 (PDT)</w:t>
+          <w:t xml:space="preserve">Last modified: 2026-10-14 15:13:10 (PDT)</w:t>
         </w:r>
       </w:ins>
     </w:p>

--- a/pr-preview/pr-134/distributions-tracked-changes.docx
+++ b/pr-preview/pr-134/distributions-tracked-changes.docx
@@ -16,7 +16,7 @@
       </w:pPr>
       <w:del w:id="1" w:author="PR Preview" w:date="2026-01-01T00:00:00Z">
         <w:r>
-          <w:delText xml:space="preserve">Last modified: 2026-10-14 11:38:02 (PDT)</w:delText>
+          <w:delText xml:space="preserve">Last modified: 2026-10-15 08:19:55 (PDT)</w:delText>
         </w:r>
       </w:del>
     </w:p>
@@ -26,7 +26,7 @@
       </w:pPr>
       <w:ins w:id="2" w:author="PR Preview" w:date="2026-01-01T00:00:00Z">
         <w:r>
-          <w:t xml:space="preserve">Last modified: 2026-10-14 15:13:10 (PDT)</w:t>
+          <w:t xml:space="preserve">Last modified: 2026-10-15 08:50:47 (PDT)</w:t>
         </w:r>
       </w:ins>
     </w:p>
@@ -12801,11 +12801,11 @@
                 </m:rPr>
                 <m:t>−</m:t>
               </m:r>
-              <m:r>
-                <m:t>​</m:t>
-              </m:r>
               <m:sSup>
                 <m:e>
+                  <m:r>
+                    <m:t>​</m:t>
+                  </m:r>
                   <m:d>
                     <m:dPr>
                       <m:begChr m:val="("/>
@@ -12841,6 +12841,9 @@
                       </m:r>
                     </m:e>
                   </m:d>
+                  <m:r>
+                    <m:t>​</m:t>
+                  </m:r>
                 </m:e>
                 <m:sup>
                   <m:r>
@@ -12848,9 +12851,6 @@
                   </m:r>
                 </m:sup>
               </m:sSup>
-              <m:r>
-                <m:t>​</m:t>
-              </m:r>
               <m:r>
                 <m:t>&amp;</m:t>
               </m:r>
@@ -12973,11 +12973,11 @@
                 </m:rPr>
                 <m:t>−</m:t>
               </m:r>
-              <m:r>
-                <m:t>​</m:t>
-              </m:r>
               <m:sSup>
                 <m:e>
+                  <m:r>
+                    <m:t>​</m:t>
+                  </m:r>
                   <m:d>
                     <m:dPr>
                       <m:begChr m:val="("/>
@@ -13013,6 +13013,9 @@
                       </m:r>
                     </m:e>
                   </m:d>
+                  <m:r>
+                    <m:t>​</m:t>
+                  </m:r>
                 </m:e>
                 <m:sup>
                   <m:r>
@@ -13020,9 +13023,6 @@
                   </m:r>
                 </m:sup>
               </m:sSup>
-              <m:r>
-                <m:t>​</m:t>
-              </m:r>
               <m:r>
                 <m:t>&amp;</m:t>
               </m:r>
@@ -36728,7 +36728,7 @@
           <w:b/>
           <w:bCs/>
         </w:rPr>
-        <w:t xml:space="preserve">Definition 9 (Multivariate normal distribution)</w:t>
+        <w:t xml:space="preserve">Definition 9 (Multivariate normal distribution (multivariate Gaussian distribution))</w:t>
       </w:r>
       <w:r>
         <w:t xml:space="preserve"> </w:t>
